--- a/docs/acrme_requirements_deviation_analysis.docx
+++ b/docs/acrme_requirements_deviation_analysis.docx
@@ -2,7 +2,7 @@
 <file path=word/document.xml><?xml version="1.0" encoding="utf-8"?>
 <w:document xmlns:w="http://schemas.openxmlformats.org/wordprocessingml/2006/main" xmlns:m="http://schemas.openxmlformats.org/officeDocument/2006/math" xmlns:r="http://schemas.openxmlformats.org/officeDocument/2006/relationships" xmlns:o="urn:schemas-microsoft-com:office:office" xmlns:v="urn:schemas-microsoft-com:vml" xmlns:w10="urn:schemas-microsoft-com:office:word" xmlns:a="http://schemas.openxmlformats.org/drawingml/2006/main" xmlns:pic="http://schemas.openxmlformats.org/drawingml/2006/picture" xmlns:wp="http://schemas.openxmlformats.org/drawingml/2006/wordprocessingDrawing">
   <w:body>
-    <w:bookmarkStart w:id="41" w:name="X6ebcde9c0314e958f8ef532702a95b13b6fd627"/>
+    <w:bookmarkStart w:id="42" w:name="X6ebcde9c0314e958f8ef532702a95b13b6fd627"/>
     <w:p>
       <w:pPr>
         <w:pStyle w:val="Heading1"/>
@@ -26,7 +26,7 @@
         <w:t xml:space="preserve"> </w:t>
       </w:r>
       <w:r>
-        <w:t xml:space="preserve">Requirements Baseline v2.1 (27 Aug 2026) vs ACRME ADRs v1.2</w:t>
+        <w:t xml:space="preserve">Requirements Baseline v2.1 (27 Aug 2026) vs ACRME ADRs v1.2 and production-readiness architecture</w:t>
       </w:r>
       <w:r>
         <w:br/>
@@ -84,7 +84,7 @@
         </w:pict>
       </w:r>
     </w:p>
-    <w:bookmarkStart w:id="20" w:name="executive-summary"/>
+    <w:bookmarkStart w:id="21" w:name="executive-summary"/>
     <w:p>
       <w:pPr>
         <w:pStyle w:val="Heading2"/>
@@ -410,7 +410,48 @@
         <w:t xml:space="preserve"> </w:t>
       </w:r>
       <w:r>
-        <w:t xml:space="preserve">Update ADR-001, ADR-002, ADR-003, and ADR-004 to reflect the v2.1 direction. A new ADR-005 (Distributed DR Reference Model) is warranted for the §12A topology. The two-group quota model deviation has a documented design justification — confirm whether QUA-004’s preference overrides it before resolving.</w:t>
+        <w:t xml:space="preserve">Update ADR-001, ADR-002, ADR-003, and ADR-004 to reflect the v2.1 direction. A new ADR-005 (Distributed DR Reference Model) is warranted for the Section 12A topology. The two-group quota model deviation has a documented design justification — confirm whether QUA-004’s preference overrides it before resolving.</w:t>
+      </w:r>
+    </w:p>
+    <w:bookmarkStart w:id="20" w:name="X3ca4fb256c2e2465e0d0e92ce1d34678f38d7fd"/>
+    <w:p>
+      <w:pPr>
+        <w:pStyle w:val="Heading3"/>
+      </w:pPr>
+      <w:r>
+        <w:t xml:space="preserve">Reconciliation status after the v2.1 production-readiness update</w:t>
+      </w:r>
+    </w:p>
+    <w:p>
+      <w:pPr>
+        <w:pStyle w:val="FirstParagraph"/>
+      </w:pPr>
+      <w:r>
+        <w:t xml:space="preserve">The production-readiness architecture has now adopted the v2.1 direction for its normative model: lean configurable DR bootstrap, distributed max-not-sum sizing, exact-region-first onboarding, readiness-state output, customer seed reuse, reciprocal DR hosting, source↔destination indexing, CVAL earmarking, and zero-capacity/no-auto-delete reconciliation. These changes close the requirements-to-architecture inconsistencies in the review document; they do</w:t>
+      </w:r>
+      <w:r>
+        <w:t xml:space="preserve"> </w:t>
+      </w:r>
+      <w:r>
+        <w:rPr>
+          <w:bCs/>
+          <w:b/>
+        </w:rPr>
+        <w:t xml:space="preserve">not</w:t>
+      </w:r>
+      <w:r>
+        <w:t xml:space="preserve"> </w:t>
+      </w:r>
+      <w:r>
+        <w:t xml:space="preserve">by themselves close the ADR deviations below. ADR-001 through ADR-004 and the proposed ADR-005 remain the decision-record update workstream, and all Azure preview behavior and business choices remain subject to their named POCs/decisions.</w:t>
+      </w:r>
+    </w:p>
+    <w:p>
+      <w:pPr>
+        <w:pStyle w:val="BodyText"/>
+      </w:pPr>
+      <w:r>
+        <w:t xml:space="preserve">The old 30–40% values, where retained in this analysis, describe the superseded ADR/design baseline and must not be read as the current production-readiness requirement. The current model treats bootstrap, DR sizing basis (MAX or configured SUM), quota grouping, reconciliation interval, and geography flags as policy/configuration inputs with explicit evidence gates.</w:t>
       </w:r>
     </w:p>
     <w:p>
@@ -421,7 +462,8 @@
       </w:r>
     </w:p>
     <w:bookmarkEnd w:id="20"/>
-    <w:bookmarkStart w:id="38" w:name="deviation-register"/>
+    <w:bookmarkEnd w:id="21"/>
+    <w:bookmarkStart w:id="39" w:name="deviation-register"/>
     <w:p>
       <w:pPr>
         <w:pStyle w:val="Heading2"/>
@@ -437,7 +479,7 @@
         </w:pict>
       </w:r>
     </w:p>
-    <w:bookmarkStart w:id="21" w:name="X8b6ec9d7f008477ef9349df936cf8de434bf66a"/>
+    <w:bookmarkStart w:id="22" w:name="X8b6ec9d7f008477ef9349df936cf8de434bf66a"/>
     <w:p>
       <w:pPr>
         <w:pStyle w:val="Heading3"/>
@@ -620,7 +662,7 @@
         <w:t xml:space="preserve"> </w:t>
       </w:r>
       <w:r>
-        <w:t xml:space="preserve">at platform scale — the primary reason leadership required the pivot (§13, Appendix B).</w:t>
+        <w:t xml:space="preserve">at platform scale — the primary reason leadership required the pivot (Section 13, Appendix B).</w:t>
       </w:r>
     </w:p>
     <w:p>
@@ -721,8 +763,8 @@
         </w:pict>
       </w:r>
     </w:p>
-    <w:bookmarkEnd w:id="21"/>
-    <w:bookmarkStart w:id="22" w:name="X5b31c3f719d8b4463c03e69d5ebc9185a7a91d5"/>
+    <w:bookmarkEnd w:id="22"/>
+    <w:bookmarkStart w:id="23" w:name="X5b31c3f719d8b4463c03e69d5ebc9185a7a91d5"/>
     <w:p>
       <w:pPr>
         <w:pStyle w:val="Heading3"/>
@@ -1075,8 +1117,8 @@
         </w:pict>
       </w:r>
     </w:p>
-    <w:bookmarkEnd w:id="22"/>
-    <w:bookmarkStart w:id="23" w:name="Xca2d919c8075ba55ec5104f22436e60537f219d"/>
+    <w:bookmarkEnd w:id="23"/>
+    <w:bookmarkStart w:id="24" w:name="Xca2d919c8075ba55ec5104f22436e60537f219d"/>
     <w:p>
       <w:pPr>
         <w:pStyle w:val="Heading3"/>
@@ -1316,8 +1358,8 @@
         </w:pict>
       </w:r>
     </w:p>
-    <w:bookmarkEnd w:id="23"/>
-    <w:bookmarkStart w:id="24" w:name="Xfda533795eab825ec876380898d79b5cc63053c"/>
+    <w:bookmarkEnd w:id="24"/>
+    <w:bookmarkStart w:id="25" w:name="Xfda533795eab825ec876380898d79b5cc63053c"/>
     <w:p>
       <w:pPr>
         <w:pStyle w:val="Heading3"/>
@@ -1357,7 +1399,7 @@
         <w:t xml:space="preserve"> </w:t>
       </w:r>
       <w:r>
-        <w:t xml:space="preserve">DR-016, §12A (Distributed DR Reference Model)</w:t>
+        <w:t xml:space="preserve">DR-016, Section 12A (Distributed DR Reference Model)</w:t>
       </w:r>
       <w:r>
         <w:br/>
@@ -1421,7 +1463,7 @@
         <w:pStyle w:val="FirstParagraph"/>
       </w:pPr>
       <w:r>
-        <w:t xml:space="preserve">The worked example in §12A confirms Region 1 simultaneously holds:</w:t>
+        <w:t xml:space="preserve">The worked example in Section 12A confirms Region 1 simultaneously holds:</w:t>
       </w:r>
       <w:r>
         <w:t xml:space="preserve"> </w:t>
@@ -1481,7 +1523,7 @@
         <w:t xml:space="preserve"> </w:t>
       </w:r>
       <w:r>
-        <w:t xml:space="preserve">New ADR-005 or a §12A section in ADR-003 formalising the distributed DR reference topology. Must cover: three-role region model, bidirectional mapping structure, relationship to max-not-sum sizing, and the constraint that single-failure assumption (DR-001) is what permits the overcommitted standby model.</w:t>
+        <w:t xml:space="preserve">New ADR-005 or a Section 12A section in ADR-003 formalising the distributed DR reference topology. Must cover: three-role region model, bidirectional mapping structure, relationship to max-not-sum sizing, and the constraint that single-failure assumption (DR-001) is what permits the overcommitted standby model.</w:t>
       </w:r>
     </w:p>
     <w:p>
@@ -1491,8 +1533,8 @@
         </w:pict>
       </w:r>
     </w:p>
-    <w:bookmarkEnd w:id="24"/>
-    <w:bookmarkStart w:id="25" w:name="X3cfd9a9228ba5c3f692b776f2174161e2aa9be2"/>
+    <w:bookmarkEnd w:id="25"/>
+    <w:bookmarkStart w:id="26" w:name="X3cfd9a9228ba5c3f692b776f2174161e2aa9be2"/>
     <w:p>
       <w:pPr>
         <w:pStyle w:val="Heading3"/>
@@ -1532,7 +1574,7 @@
         <w:t xml:space="preserve"> </w:t>
       </w:r>
       <w:r>
-        <w:t xml:space="preserve">DR-018, DAT-002, OBS-004, §12A.1</w:t>
+        <w:t xml:space="preserve">DR-018, DAT-002, OBS-004, Section 12A.1</w:t>
       </w:r>
       <w:r>
         <w:br/>
@@ -1682,8 +1724,8 @@
         </w:pict>
       </w:r>
     </w:p>
-    <w:bookmarkEnd w:id="25"/>
-    <w:bookmarkStart w:id="26" w:name="Xf1455165c45ec591bad67e7d663b7e81f041489"/>
+    <w:bookmarkEnd w:id="26"/>
+    <w:bookmarkStart w:id="27" w:name="Xf1455165c45ec591bad67e7d663b7e81f041489"/>
     <w:p>
       <w:pPr>
         <w:pStyle w:val="Heading3"/>
@@ -1898,8 +1940,8 @@
         </w:pict>
       </w:r>
     </w:p>
-    <w:bookmarkEnd w:id="26"/>
-    <w:bookmarkStart w:id="27" w:name="X755ea1058bc563c766010907eb287965fb03729"/>
+    <w:bookmarkEnd w:id="27"/>
+    <w:bookmarkStart w:id="28" w:name="X755ea1058bc563c766010907eb287965fb03729"/>
     <w:p>
       <w:pPr>
         <w:pStyle w:val="Heading3"/>
@@ -1955,7 +1997,7 @@
         <w:t xml:space="preserve"> </w:t>
       </w:r>
       <w:r>
-        <w:t xml:space="preserve">ADR-001 treats Scenario 1 (geography) and Scenario 2 (specific region) as two equal, equivalent input modes.</w:t>
+        <w:t xml:space="preserve">ADR-001 treats geography and specific-region input as two equal, equivalent input modes.</w:t>
       </w:r>
     </w:p>
     <w:p>
@@ -2029,7 +2071,7 @@
         <w:t xml:space="preserve"> </w:t>
       </w:r>
       <w:r>
-        <w:t xml:space="preserve">- ADR-001: Reframe Scenario 2 (specific region) as the</w:t>
+        <w:t xml:space="preserve">- ADR-001: Reframe Scenario 1 (specific region) as the</w:t>
       </w:r>
       <w:r>
         <w:t xml:space="preserve"> </w:t>
@@ -2051,7 +2093,7 @@
         <w:t xml:space="preserve"> </w:t>
       </w:r>
       <w:r>
-        <w:t xml:space="preserve">- Reframe Scenario 1 (geography) as an</w:t>
+        <w:t xml:space="preserve">- Reframe Scenario 2 (geography) as an</w:t>
       </w:r>
       <w:r>
         <w:t xml:space="preserve"> </w:t>
@@ -2083,8 +2125,8 @@
         </w:pict>
       </w:r>
     </w:p>
-    <w:bookmarkEnd w:id="27"/>
-    <w:bookmarkStart w:id="28" w:name="X3e0c06e1bd06a56776ea32cab997da9476c338a"/>
+    <w:bookmarkEnd w:id="28"/>
+    <w:bookmarkStart w:id="29" w:name="X3e0c06e1bd06a56776ea32cab997da9476c338a"/>
     <w:p>
       <w:pPr>
         <w:pStyle w:val="Heading3"/>
@@ -2306,8 +2348,8 @@
         </w:pict>
       </w:r>
     </w:p>
-    <w:bookmarkEnd w:id="28"/>
-    <w:bookmarkStart w:id="29" w:name="X17d7aaced0b6c51693db58f824f66c41946a224"/>
+    <w:bookmarkEnd w:id="29"/>
+    <w:bookmarkStart w:id="30" w:name="X17d7aaced0b6c51693db58f824f66c41946a224"/>
     <w:p>
       <w:pPr>
         <w:pStyle w:val="Heading3"/>
@@ -2510,8 +2552,8 @@
         </w:pict>
       </w:r>
     </w:p>
-    <w:bookmarkEnd w:id="29"/>
-    <w:bookmarkStart w:id="30" w:name="Xa2c9870e9699c9eab6d3bc566383a7f20b3de7f"/>
+    <w:bookmarkEnd w:id="30"/>
+    <w:bookmarkStart w:id="31" w:name="Xa2c9870e9699c9eab6d3bc566383a7f20b3de7f"/>
     <w:p>
       <w:pPr>
         <w:pStyle w:val="Heading3"/>
@@ -2747,8 +2789,8 @@
         </w:pict>
       </w:r>
     </w:p>
-    <w:bookmarkEnd w:id="30"/>
-    <w:bookmarkStart w:id="31" w:name="X79e273b7406168c4fc9ab502f7dd50528c5a07b"/>
+    <w:bookmarkEnd w:id="31"/>
+    <w:bookmarkStart w:id="32" w:name="X79e273b7406168c4fc9ab502f7dd50528c5a07b"/>
     <w:p>
       <w:pPr>
         <w:pStyle w:val="Heading3"/>
@@ -2944,8 +2986,8 @@
         </w:pict>
       </w:r>
     </w:p>
-    <w:bookmarkEnd w:id="31"/>
-    <w:bookmarkStart w:id="32" w:name="Xf40da274c44bd262b8a4b22e09b303873266ef4"/>
+    <w:bookmarkEnd w:id="32"/>
+    <w:bookmarkStart w:id="33" w:name="Xf40da274c44bd262b8a4b22e09b303873266ef4"/>
     <w:p>
       <w:pPr>
         <w:pStyle w:val="Heading3"/>
@@ -3077,8 +3119,8 @@
         </w:pict>
       </w:r>
     </w:p>
-    <w:bookmarkEnd w:id="32"/>
-    <w:bookmarkStart w:id="33" w:name="Xc922741d364dfbc9904873cbc95ab2ff36c8736"/>
+    <w:bookmarkEnd w:id="33"/>
+    <w:bookmarkStart w:id="34" w:name="Xc922741d364dfbc9904873cbc95ab2ff36c8736"/>
     <w:p>
       <w:pPr>
         <w:pStyle w:val="Heading3"/>
@@ -3273,8 +3315,8 @@
         </w:pict>
       </w:r>
     </w:p>
-    <w:bookmarkEnd w:id="33"/>
-    <w:bookmarkStart w:id="34" w:name="X71ac1e442e383dd0c991b402a752d050bc8115f"/>
+    <w:bookmarkEnd w:id="34"/>
+    <w:bookmarkStart w:id="35" w:name="X71ac1e442e383dd0c991b402a752d050bc8115f"/>
     <w:p>
       <w:pPr>
         <w:pStyle w:val="Heading3"/>
@@ -3314,7 +3356,7 @@
         <w:t xml:space="preserve"> </w:t>
       </w:r>
       <w:r>
-        <w:t xml:space="preserve">QUA-005, §2 Strategic Drivers</w:t>
+        <w:t xml:space="preserve">QUA-005, Section 2 Strategic Drivers</w:t>
       </w:r>
       <w:r>
         <w:br/>
@@ -3419,8 +3461,8 @@
         </w:pict>
       </w:r>
     </w:p>
-    <w:bookmarkEnd w:id="34"/>
-    <w:bookmarkStart w:id="35" w:name="Xbfaef6e898d566632c37ea5a6f6f96f0843159c"/>
+    <w:bookmarkEnd w:id="35"/>
+    <w:bookmarkStart w:id="36" w:name="Xbfaef6e898d566632c37ea5a6f6f96f0843159c"/>
     <w:p>
       <w:pPr>
         <w:pStyle w:val="Heading3"/>
@@ -3524,8 +3566,8 @@
         </w:pict>
       </w:r>
     </w:p>
-    <w:bookmarkEnd w:id="35"/>
-    <w:bookmarkStart w:id="36" w:name="X6fd2fa3ed33dce12fde73725715e8b6dbda50f0"/>
+    <w:bookmarkEnd w:id="36"/>
+    <w:bookmarkStart w:id="37" w:name="X6fd2fa3ed33dce12fde73725715e8b6dbda50f0"/>
     <w:p>
       <w:pPr>
         <w:pStyle w:val="Heading3"/>
@@ -3664,8 +3706,8 @@
         </w:pict>
       </w:r>
     </w:p>
-    <w:bookmarkEnd w:id="36"/>
-    <w:bookmarkStart w:id="37" w:name="Xcab9459f661d5aa45eaa1a355355a93a7a3c41c"/>
+    <w:bookmarkEnd w:id="37"/>
+    <w:bookmarkStart w:id="38" w:name="Xcab9459f661d5aa45eaa1a355355a93a7a3c41c"/>
     <w:p>
       <w:pPr>
         <w:pStyle w:val="Heading3"/>
@@ -3830,9 +3872,9 @@
         </w:pict>
       </w:r>
     </w:p>
-    <w:bookmarkEnd w:id="37"/>
     <w:bookmarkEnd w:id="38"/>
-    <w:bookmarkStart w:id="39" w:name="alignment-confirmed-no-deviation"/>
+    <w:bookmarkEnd w:id="39"/>
+    <w:bookmarkStart w:id="40" w:name="alignment-confirmed-no-deviation"/>
     <w:p>
       <w:pPr>
         <w:pStyle w:val="Heading2"/>
@@ -4517,8 +4559,8 @@
         </w:pict>
       </w:r>
     </w:p>
-    <w:bookmarkEnd w:id="39"/>
-    <w:bookmarkStart w:id="40" w:name="summary-adr-update-workplan"/>
+    <w:bookmarkEnd w:id="40"/>
+    <w:bookmarkStart w:id="41" w:name="summary-adr-update-workplan"/>
     <w:p>
       <w:pPr>
         <w:pStyle w:val="Heading2"/>
@@ -4591,7 +4633,7 @@
               <w:jc w:val="left"/>
             </w:pPr>
             <w:r>
-              <w:t xml:space="preserve">(1) Reframe Scenario 2 (specific region) as primary default; Scenario 1 (geography) as exception path. (2) Add</w:t>
+              <w:t xml:space="preserve">(1) Reframe Scenario 1 (specific region) as primary default; Scenario 2 (geography) as exception path. (2) Add</w:t>
             </w:r>
             <w:r>
               <w:t xml:space="preserve"> </w:t>
@@ -4828,7 +4870,7 @@
               <w:jc w:val="left"/>
             </w:pPr>
             <w:r>
-              <w:t xml:space="preserve">Distributed DR Reference Model — formalise §12A topology: three-role region model,</w:t>
+              <w:t xml:space="preserve">Distributed DR Reference Model — formalise Section 12A topology: three-role region model,</w:t>
             </w:r>
             <w:r>
               <w:t xml:space="preserve"> </w:t>
@@ -4868,8 +4910,8 @@
         <w:t xml:space="preserve">Generated August 2026. Review cycle: next ADR update pass.</w:t>
       </w:r>
     </w:p>
-    <w:bookmarkEnd w:id="40"/>
     <w:bookmarkEnd w:id="41"/>
+    <w:bookmarkEnd w:id="42"/>
     <w:sectPr/>
   </w:body>
 </w:document>
